--- a/dist/exports/kcet-communication-systems_revision_notes.docx
+++ b/dist/exports/kcet-communication-systems_revision_notes.docx
@@ -189,7 +189,7 @@
                 <w:color w:val="2D3748"/>
                 <w:sz w:val="19"/>
               </w:rPr>
-              <w:t>Kcet Communication Systems - Core Application</w:t>
+              <w:t>Amplitude Modulation &amp; Sideband Analysis</w:t>
             </w:r>
           </w:p>
         </w:tc>
@@ -209,7 +209,7 @@
               <w:rPr>
                 <w:sz w:val="19"/>
               </w:rPr>
-              <w:t>2 PYQs</w:t>
+              <w:t>1 PYQs</w:t>
             </w:r>
           </w:p>
         </w:tc>
@@ -230,7 +230,94 @@
                 <w:color w:val="718096"/>
                 <w:sz w:val="19"/>
               </w:rPr>
-              <w:t>General Concept</w:t>
+              <w:t>Modulation</w:t>
+            </w:r>
+          </w:p>
+        </w:tc>
+      </w:tr>
+      <w:tr>
+        <w:tc>
+          <w:tcPr>
+            <w:tcW w:type="dxa" w:w="2160"/>
+            <w:shd w:fill="FFFFFF"/>
+            <w:tcMar>
+              <w:top w:w="80" w:type="dxa"/>
+              <w:bottom w:w="80" w:type="dxa"/>
+              <w:left w:w="150" w:type="dxa"/>
+              <w:right w:w="150" w:type="dxa"/>
+            </w:tcMar>
+          </w:tcPr>
+          <w:p>
+            <w:r>
+              <w:rPr>
+                <w:b/>
+                <w:color w:val="718096"/>
+                <w:sz w:val="19"/>
+              </w:rPr>
+              <w:t>Standard</w:t>
+            </w:r>
+          </w:p>
+        </w:tc>
+        <w:tc>
+          <w:tcPr>
+            <w:tcW w:type="dxa" w:w="4320"/>
+            <w:shd w:fill="FFFFFF"/>
+            <w:tcMar>
+              <w:top w:w="80" w:type="dxa"/>
+              <w:bottom w:w="80" w:type="dxa"/>
+              <w:left w:w="150" w:type="dxa"/>
+              <w:right w:w="150" w:type="dxa"/>
+            </w:tcMar>
+          </w:tcPr>
+          <w:p>
+            <w:r>
+              <w:rPr>
+                <w:b/>
+                <w:color w:val="2D3748"/>
+                <w:sz w:val="19"/>
+              </w:rPr>
+              <w:t>EM Wave Propagation &amp; Space Communication</w:t>
+            </w:r>
+          </w:p>
+        </w:tc>
+        <w:tc>
+          <w:tcPr>
+            <w:tcW w:type="dxa" w:w="1728"/>
+            <w:shd w:fill="FFFFFF"/>
+            <w:tcMar>
+              <w:top w:w="80" w:type="dxa"/>
+              <w:bottom w:w="80" w:type="dxa"/>
+              <w:left w:w="150" w:type="dxa"/>
+              <w:right w:w="150" w:type="dxa"/>
+            </w:tcMar>
+          </w:tcPr>
+          <w:p>
+            <w:r>
+              <w:rPr>
+                <w:sz w:val="19"/>
+              </w:rPr>
+              <w:t>1 PYQs</w:t>
+            </w:r>
+          </w:p>
+        </w:tc>
+        <w:tc>
+          <w:tcPr>
+            <w:tcW w:type="dxa" w:w="1872"/>
+            <w:shd w:fill="FFFFFF"/>
+            <w:tcMar>
+              <w:top w:w="80" w:type="dxa"/>
+              <w:bottom w:w="80" w:type="dxa"/>
+              <w:left w:w="150" w:type="dxa"/>
+              <w:right w:w="150" w:type="dxa"/>
+            </w:tcMar>
+          </w:tcPr>
+          <w:p>
+            <w:r>
+              <w:rPr>
+                <w:color w:val="718096"/>
+                <w:sz w:val="19"/>
+              </w:rPr>
+              <w:t>Wave Propagation</w:t>
             </w:r>
           </w:p>
         </w:tc>
@@ -311,6 +398,98 @@
           </w:p>
         </w:tc>
       </w:tr>
+      <w:tr>
+        <w:tc>
+          <w:tcPr>
+            <w:tcW w:type="dxa" w:w="3600"/>
+            <w:shd w:fill="F7FAFC"/>
+            <w:tcMar>
+              <w:top w:w="100" w:type="dxa"/>
+              <w:bottom w:w="100" w:type="dxa"/>
+              <w:left w:w="150" w:type="dxa"/>
+              <w:right w:w="150" w:type="dxa"/>
+            </w:tcMar>
+          </w:tcPr>
+          <w:p>
+            <w:r>
+              <w:rPr>
+                <w:b/>
+                <w:color w:val="1A365D"/>
+                <w:sz w:val="19"/>
+              </w:rPr>
+              <w:t>Amplitude Modulation &amp; Sideband Analysis</w:t>
+            </w:r>
+          </w:p>
+        </w:tc>
+        <w:tc>
+          <w:tcPr>
+            <w:tcW w:type="dxa" w:w="6480"/>
+            <w:shd w:fill="F7FAFC"/>
+            <w:tcMar>
+              <w:top w:w="100" w:type="dxa"/>
+              <w:bottom w:w="100" w:type="dxa"/>
+              <w:left w:w="150" w:type="dxa"/>
+              <w:right w:w="150" w:type="dxa"/>
+            </w:tcMar>
+          </w:tcPr>
+          <w:p>
+            <w:r>
+              <w:rPr>
+                <w:rFonts w:ascii="Cambria Math" w:hAnsi="Cambria Math"/>
+                <w:color w:val="2D3748"/>
+                <w:sz w:val="19"/>
+              </w:rPr>
+              <w:t>\mu = \frac{A_m}{A_c} = \frac{A_{\text{max}} - A_{\text{min}}}{A_{\text{max}} + A_{\text{min}}}, \quad \text{Bandwidth} = 2f_m, \quad P_t = P_c\left(1 + \frac{\mu^2}{2}\right)</w:t>
+            </w:r>
+          </w:p>
+        </w:tc>
+      </w:tr>
+      <w:tr>
+        <w:tc>
+          <w:tcPr>
+            <w:tcW w:type="dxa" w:w="3600"/>
+            <w:shd w:fill="FFFFFF"/>
+            <w:tcMar>
+              <w:top w:w="100" w:type="dxa"/>
+              <w:bottom w:w="100" w:type="dxa"/>
+              <w:left w:w="150" w:type="dxa"/>
+              <w:right w:w="150" w:type="dxa"/>
+            </w:tcMar>
+          </w:tcPr>
+          <w:p>
+            <w:r>
+              <w:rPr>
+                <w:b/>
+                <w:color w:val="1A365D"/>
+                <w:sz w:val="19"/>
+              </w:rPr>
+              <w:t>EM Wave Propagation &amp; Space Communication</w:t>
+            </w:r>
+          </w:p>
+        </w:tc>
+        <w:tc>
+          <w:tcPr>
+            <w:tcW w:type="dxa" w:w="6480"/>
+            <w:shd w:fill="FFFFFF"/>
+            <w:tcMar>
+              <w:top w:w="100" w:type="dxa"/>
+              <w:bottom w:w="100" w:type="dxa"/>
+              <w:left w:w="150" w:type="dxa"/>
+              <w:right w:w="150" w:type="dxa"/>
+            </w:tcMar>
+          </w:tcPr>
+          <w:p>
+            <w:r>
+              <w:rPr>
+                <w:rFonts w:ascii="Cambria Math" w:hAnsi="Cambria Math"/>
+                <w:color w:val="2D3748"/>
+                <w:sz w:val="19"/>
+              </w:rPr>
+              <w:t>d_{\text{max}} = \sqrt{2Rh_T} + \sqrt{2Rh_R}, \quad f_c = 9\sqrt{N_{\text{max}}}, \quad f_{\text{MUF}} = f_c \sec\theta_i, \quad \text{Antenna length } \ge \frac{\lambda}{4}</w:t>
+            </w:r>
+          </w:p>
+        </w:tc>
+      </w:tr>
     </w:tbl>
     <w:p>
       <w:pPr>
@@ -338,7 +517,7 @@
           <w:color w:val="2B6CB0"/>
           <w:sz w:val="24"/>
         </w:rPr>
-        <w:t>3.1 Kcet Communication Systems - Core Application (Standard Yield — 2 PYQs)</w:t>
+        <w:t>3.1 Amplitude Modulation &amp; Sideband Analysis (Standard Yield — 1 PYQs)</w:t>
       </w:r>
     </w:p>
     <w:p>
@@ -353,7 +532,7 @@
         <w:rPr>
           <w:sz w:val="20"/>
         </w:rPr>
-        <w:t>Key problem pattern in Kcet Communication Systems.</w:t>
+        <w:t>Principles of amplitude modulation, carrier and sideband components (f_c ± f_m), modulation index, and power relationships.</w:t>
       </w:r>
     </w:p>
     <w:tbl>
@@ -391,7 +570,7 @@
                 <w:color w:val="2D3748"/>
                 <w:sz w:val="19"/>
               </w:rPr>
-              <w:t>Watch for algebraic and sign errors.</w:t>
+              <w:t>Modulation index μ must satisfy μ ≤ 1 (100\%) to prevent envelope distortion.</w:t>
             </w:r>
           </w:p>
         </w:tc>
@@ -432,7 +611,171 @@
                 <w:color w:val="2D3748"/>
                 <w:sz w:val="19"/>
               </w:rPr>
-              <w:t>Verify dimensions and boundary conditions.</w:t>
+              <w:t>Carrier power does not depend on modulation index μ, only sideband power increases as μ increases.</w:t>
+            </w:r>
+          </w:p>
+        </w:tc>
+      </w:tr>
+    </w:tbl>
+    <w:p>
+      <w:pPr>
+        <w:spacing w:before="120" w:after="40"/>
+      </w:pPr>
+      <w:r>
+        <w:rPr>
+          <w:b/>
+          <w:color w:val="1A365D"/>
+          <w:sz w:val="19"/>
+        </w:rPr>
+        <w:t>Source PYQs testing this concept:</w:t>
+      </w:r>
+    </w:p>
+    <w:p>
+      <w:pPr>
+        <w:pStyle w:val="ListBullet"/>
+        <w:spacing w:after="40"/>
+      </w:pPr>
+      <w:r>
+        <w:rPr>
+          <w:b/>
+          <w:sz w:val="18"/>
+        </w:rPr>
+        <w:t xml:space="preserve">[2017 Shift] Q#2 (MCQ): </w:t>
+      </w:r>
+      <w:r>
+        <w:rPr>
+          <w:sz w:val="18"/>
+        </w:rPr>
+        <w:t>"A basic communication system consists of</w:t>
+        <w:br/>
+        <w:t>(i) Transmitter</w:t>
+        <w:br/>
+        <w:t>(ii) Information sources</w:t>
+        <w:br/>
+        <w:t>(iii) User of information</w:t>
+        <w:br/>
+        <w:t>(iv) Channel</w:t>
+        <w:br/>
+        <w:t xml:space="preserve">(v) Receiver..."  </w:t>
+      </w:r>
+      <w:r>
+        <w:rPr>
+          <w:b/>
+          <w:color w:val="2B6CB0"/>
+          <w:sz w:val="18"/>
+        </w:rPr>
+        <w:t>[Ans: N/A]</w:t>
+      </w:r>
+    </w:p>
+    <w:p>
+      <w:pPr>
+        <w:spacing w:after="120"/>
+      </w:pPr>
+    </w:p>
+    <w:p>
+      <w:pPr>
+        <w:pStyle w:val="Heading2"/>
+      </w:pPr>
+      <w:r>
+        <w:rPr>
+          <w:color w:val="2B6CB0"/>
+          <w:sz w:val="24"/>
+        </w:rPr>
+        <w:t>3.2 EM Wave Propagation &amp; Space Communication (Standard Yield — 1 PYQs)</w:t>
+      </w:r>
+    </w:p>
+    <w:p>
+      <w:r>
+        <w:rPr>
+          <w:b/>
+          <w:sz w:val="20"/>
+        </w:rPr>
+        <w:t xml:space="preserve">Core Principle: </w:t>
+      </w:r>
+      <w:r>
+        <w:rPr>
+          <w:sz w:val="20"/>
+        </w:rPr>
+        <w:t>Propagation modes of electromagnetic waves (ground, sky, and space waves), critical frequency, MUF, and antenna LOS range calculations.</w:t>
+      </w:r>
+    </w:p>
+    <w:tbl>
+      <w:tblPr>
+        <w:tblW w:type="auto" w:w="0"/>
+        <w:jc w:val="center"/>
+        <w:tblLook w:firstColumn="1" w:firstRow="1" w:lastColumn="0" w:lastRow="0" w:noHBand="0" w:noVBand="1" w:val="04A0"/>
+      </w:tblPr>
+      <w:tblGrid>
+        <w:gridCol w:w="10080"/>
+      </w:tblGrid>
+      <w:tr>
+        <w:tc>
+          <w:tcPr>
+            <w:tcW w:type="dxa" w:w="10080"/>
+            <w:shd w:fill="FFF5F5"/>
+            <w:tcMar>
+              <w:top w:w="100" w:type="dxa"/>
+              <w:bottom w:w="100" w:type="dxa"/>
+              <w:left w:w="150" w:type="dxa"/>
+              <w:right w:w="150" w:type="dxa"/>
+            </w:tcMar>
+          </w:tcPr>
+          <w:p>
+            <w:r>
+              <w:rPr>
+                <w:b/>
+                <w:color w:val="C53030"/>
+                <w:sz w:val="19"/>
+              </w:rPr>
+              <w:t xml:space="preserve">⚠️ Common Trap / JEE Pitfall: </w:t>
+            </w:r>
+            <w:r>
+              <w:rPr>
+                <w:color w:val="2D3748"/>
+                <w:sz w:val="19"/>
+              </w:rPr>
+              <w:t>Ensure earth radius R ≈ 6400\,km and heights h_T, h_R are converted into the exact same units before square rooting.</w:t>
+            </w:r>
+          </w:p>
+        </w:tc>
+      </w:tr>
+    </w:tbl>
+    <w:tbl>
+      <w:tblPr>
+        <w:tblW w:type="auto" w:w="0"/>
+        <w:jc w:val="center"/>
+        <w:tblLook w:firstColumn="1" w:firstRow="1" w:lastColumn="0" w:lastRow="0" w:noHBand="0" w:noVBand="1" w:val="04A0"/>
+      </w:tblPr>
+      <w:tblGrid>
+        <w:gridCol w:w="10080"/>
+      </w:tblGrid>
+      <w:tr>
+        <w:tc>
+          <w:tcPr>
+            <w:tcW w:type="dxa" w:w="10080"/>
+            <w:shd w:fill="F0FFF4"/>
+            <w:tcMar>
+              <w:top w:w="100" w:type="dxa"/>
+              <w:bottom w:w="100" w:type="dxa"/>
+              <w:left w:w="150" w:type="dxa"/>
+              <w:right w:w="150" w:type="dxa"/>
+            </w:tcMar>
+          </w:tcPr>
+          <w:p>
+            <w:r>
+              <w:rPr>
+                <w:b/>
+                <w:color w:val="276749"/>
+                <w:sz w:val="19"/>
+              </w:rPr>
+              <w:t xml:space="preserve">💡 Speed Hack / Trick: </w:t>
+            </w:r>
+            <w:r>
+              <w:rPr>
+                <w:color w:val="2D3748"/>
+                <w:sz w:val="19"/>
+              </w:rPr>
+              <w:t>For an antenna of height h, maximum range is d = √(2Rh), and population covered is π d^2 × ρ.</w:t>
             </w:r>
           </w:p>
         </w:tc>
@@ -468,43 +811,6 @@
           <w:sz w:val="18"/>
         </w:rPr>
         <w:t xml:space="preserve">"The radius of the Earth is 6400 km . If the height of an antenna is 500 m , then its range is..."  </w:t>
-      </w:r>
-      <w:r>
-        <w:rPr>
-          <w:b/>
-          <w:color w:val="2B6CB0"/>
-          <w:sz w:val="18"/>
-        </w:rPr>
-        <w:t>[Ans: N/A]</w:t>
-      </w:r>
-    </w:p>
-    <w:p>
-      <w:pPr>
-        <w:pStyle w:val="ListBullet"/>
-        <w:spacing w:after="40"/>
-      </w:pPr>
-      <w:r>
-        <w:rPr>
-          <w:b/>
-          <w:sz w:val="18"/>
-        </w:rPr>
-        <w:t xml:space="preserve">[2017 Shift] Q#2 (MCQ): </w:t>
-      </w:r>
-      <w:r>
-        <w:rPr>
-          <w:sz w:val="18"/>
-        </w:rPr>
-        <w:t>"A basic communication system consists of</w:t>
-        <w:br/>
-        <w:t>(i) Transmitter</w:t>
-        <w:br/>
-        <w:t>(ii) Information sources</w:t>
-        <w:br/>
-        <w:t>(iii) User of information</w:t>
-        <w:br/>
-        <w:t>(iv) Channel</w:t>
-        <w:br/>
-        <w:t xml:space="preserve">(v) Receiver..."  </w:t>
       </w:r>
       <w:r>
         <w:rPr>

--- a/dist/exports/kcet-communication-systems_revision_notes.docx
+++ b/dist/exports/kcet-communication-systems_revision_notes.docx
@@ -13,7 +13,7 @@
           <w:color w:val="1A365D"/>
           <w:sz w:val="44"/>
         </w:rPr>
-        <w:t>JEE MAIN REVISION MASTER: COMMUNICATION SYSTEMS 2026 0 QUESTIONS 0% WEIGHTAGE</w:t>
+        <w:t>JEE MAIN REVISION MASTER: COMMUNICATION SYSTEMS</w:t>
       </w:r>
     </w:p>
     <w:p>
@@ -189,7 +189,7 @@
                 <w:color w:val="2D3748"/>
                 <w:sz w:val="19"/>
               </w:rPr>
-              <w:t>Amplitude Modulation &amp; Sideband Analysis</w:t>
+              <w:t>EM Wave Propagation &amp; Space Communication</w:t>
             </w:r>
           </w:p>
         </w:tc>
@@ -209,7 +209,7 @@
               <w:rPr>
                 <w:sz w:val="19"/>
               </w:rPr>
-              <w:t>1 PYQs</w:t>
+              <w:t>2 PYQs</w:t>
             </w:r>
           </w:p>
         </w:tc>
@@ -230,7 +230,7 @@
                 <w:color w:val="718096"/>
                 <w:sz w:val="19"/>
               </w:rPr>
-              <w:t>Modulation</w:t>
+              <w:t>Wave Propagation</w:t>
             </w:r>
           </w:p>
         </w:tc>
@@ -276,7 +276,7 @@
                 <w:color w:val="2D3748"/>
                 <w:sz w:val="19"/>
               </w:rPr>
-              <w:t>EM Wave Propagation &amp; Space Communication</w:t>
+              <w:t>Amplitude Modulation &amp; Sideband Analysis</w:t>
             </w:r>
           </w:p>
         </w:tc>
@@ -296,7 +296,7 @@
               <w:rPr>
                 <w:sz w:val="19"/>
               </w:rPr>
-              <w:t>1 PYQs</w:t>
+              <w:t>0 PYQs</w:t>
             </w:r>
           </w:p>
         </w:tc>
@@ -317,7 +317,7 @@
                 <w:color w:val="718096"/>
                 <w:sz w:val="19"/>
               </w:rPr>
-              <w:t>Wave Propagation</w:t>
+              <w:t>Modulation</w:t>
             </w:r>
           </w:p>
         </w:tc>
@@ -417,7 +417,7 @@
                 <w:color w:val="1A365D"/>
                 <w:sz w:val="19"/>
               </w:rPr>
-              <w:t>Amplitude Modulation &amp; Sideband Analysis</w:t>
+              <w:t>EM Wave Propagation &amp; Space Communication</w:t>
             </w:r>
           </w:p>
         </w:tc>
@@ -439,7 +439,7 @@
                 <w:color w:val="2D3748"/>
                 <w:sz w:val="19"/>
               </w:rPr>
-              <w:t>\mu = \frac{A_m}{A_c} = \frac{A_{\text{max}} - A_{\text{min}}}{A_{\text{max}} + A_{\text{min}}}, \quad \text{Bandwidth} = 2f_m, \quad P_t = P_c\left(1 + \frac{\mu^2}{2}\right)</w:t>
+              <w:t>d_{\text{max}} = \sqrt{2Rh_T} + \sqrt{2Rh_R}, \quad f_c = 9\sqrt{N_{\text{max}}}, \quad f_{\text{MUF}} = f_c \sec\theta_i, \quad \text{Antenna length } \ge \frac{\lambda}{4}</w:t>
             </w:r>
           </w:p>
         </w:tc>
@@ -463,7 +463,7 @@
                 <w:color w:val="1A365D"/>
                 <w:sz w:val="19"/>
               </w:rPr>
-              <w:t>EM Wave Propagation &amp; Space Communication</w:t>
+              <w:t>Amplitude Modulation &amp; Sideband Analysis</w:t>
             </w:r>
           </w:p>
         </w:tc>
@@ -485,7 +485,7 @@
                 <w:color w:val="2D3748"/>
                 <w:sz w:val="19"/>
               </w:rPr>
-              <w:t>d_{\text{max}} = \sqrt{2Rh_T} + \sqrt{2Rh_R}, \quad f_c = 9\sqrt{N_{\text{max}}}, \quad f_{\text{MUF}} = f_c \sec\theta_i, \quad \text{Antenna length } \ge \frac{\lambda}{4}</w:t>
+              <w:t>\mu = \frac{A_m}{A_c} = \frac{A_{\text{max}} - A_{\text{min}}}{A_{\text{max}} + A_{\text{min}}}, \quad \text{Bandwidth} = 2f_m, \quad P_t = P_c\left(1 + \frac{\mu^2}{2}\right)</w:t>
             </w:r>
           </w:p>
         </w:tc>
@@ -517,171 +517,7 @@
           <w:color w:val="2B6CB0"/>
           <w:sz w:val="24"/>
         </w:rPr>
-        <w:t>3.1 Amplitude Modulation &amp; Sideband Analysis (Standard Yield — 1 PYQs)</w:t>
-      </w:r>
-    </w:p>
-    <w:p>
-      <w:r>
-        <w:rPr>
-          <w:b/>
-          <w:sz w:val="20"/>
-        </w:rPr>
-        <w:t xml:space="preserve">Core Principle: </w:t>
-      </w:r>
-      <w:r>
-        <w:rPr>
-          <w:sz w:val="20"/>
-        </w:rPr>
-        <w:t>Principles of amplitude modulation, carrier and sideband components (f_c ± f_m), modulation index, and power relationships.</w:t>
-      </w:r>
-    </w:p>
-    <w:tbl>
-      <w:tblPr>
-        <w:tblW w:type="auto" w:w="0"/>
-        <w:jc w:val="center"/>
-        <w:tblLook w:firstColumn="1" w:firstRow="1" w:lastColumn="0" w:lastRow="0" w:noHBand="0" w:noVBand="1" w:val="04A0"/>
-      </w:tblPr>
-      <w:tblGrid>
-        <w:gridCol w:w="10080"/>
-      </w:tblGrid>
-      <w:tr>
-        <w:tc>
-          <w:tcPr>
-            <w:tcW w:type="dxa" w:w="10080"/>
-            <w:shd w:fill="FFF5F5"/>
-            <w:tcMar>
-              <w:top w:w="100" w:type="dxa"/>
-              <w:bottom w:w="100" w:type="dxa"/>
-              <w:left w:w="150" w:type="dxa"/>
-              <w:right w:w="150" w:type="dxa"/>
-            </w:tcMar>
-          </w:tcPr>
-          <w:p>
-            <w:r>
-              <w:rPr>
-                <w:b/>
-                <w:color w:val="C53030"/>
-                <w:sz w:val="19"/>
-              </w:rPr>
-              <w:t xml:space="preserve">⚠️ Common Trap / JEE Pitfall: </w:t>
-            </w:r>
-            <w:r>
-              <w:rPr>
-                <w:color w:val="2D3748"/>
-                <w:sz w:val="19"/>
-              </w:rPr>
-              <w:t>Modulation index μ must satisfy μ ≤ 1 (100\%) to prevent envelope distortion.</w:t>
-            </w:r>
-          </w:p>
-        </w:tc>
-      </w:tr>
-    </w:tbl>
-    <w:tbl>
-      <w:tblPr>
-        <w:tblW w:type="auto" w:w="0"/>
-        <w:jc w:val="center"/>
-        <w:tblLook w:firstColumn="1" w:firstRow="1" w:lastColumn="0" w:lastRow="0" w:noHBand="0" w:noVBand="1" w:val="04A0"/>
-      </w:tblPr>
-      <w:tblGrid>
-        <w:gridCol w:w="10080"/>
-      </w:tblGrid>
-      <w:tr>
-        <w:tc>
-          <w:tcPr>
-            <w:tcW w:type="dxa" w:w="10080"/>
-            <w:shd w:fill="F0FFF4"/>
-            <w:tcMar>
-              <w:top w:w="100" w:type="dxa"/>
-              <w:bottom w:w="100" w:type="dxa"/>
-              <w:left w:w="150" w:type="dxa"/>
-              <w:right w:w="150" w:type="dxa"/>
-            </w:tcMar>
-          </w:tcPr>
-          <w:p>
-            <w:r>
-              <w:rPr>
-                <w:b/>
-                <w:color w:val="276749"/>
-                <w:sz w:val="19"/>
-              </w:rPr>
-              <w:t xml:space="preserve">💡 Speed Hack / Trick: </w:t>
-            </w:r>
-            <w:r>
-              <w:rPr>
-                <w:color w:val="2D3748"/>
-                <w:sz w:val="19"/>
-              </w:rPr>
-              <w:t>Carrier power does not depend on modulation index μ, only sideband power increases as μ increases.</w:t>
-            </w:r>
-          </w:p>
-        </w:tc>
-      </w:tr>
-    </w:tbl>
-    <w:p>
-      <w:pPr>
-        <w:spacing w:before="120" w:after="40"/>
-      </w:pPr>
-      <w:r>
-        <w:rPr>
-          <w:b/>
-          <w:color w:val="1A365D"/>
-          <w:sz w:val="19"/>
-        </w:rPr>
-        <w:t>Source PYQs testing this concept:</w:t>
-      </w:r>
-    </w:p>
-    <w:p>
-      <w:pPr>
-        <w:pStyle w:val="ListBullet"/>
-        <w:spacing w:after="40"/>
-      </w:pPr>
-      <w:r>
-        <w:rPr>
-          <w:b/>
-          <w:sz w:val="18"/>
-        </w:rPr>
-        <w:t xml:space="preserve">[2017 Shift] Q#2 (MCQ): </w:t>
-      </w:r>
-      <w:r>
-        <w:rPr>
-          <w:sz w:val="18"/>
-        </w:rPr>
-        <w:t>"A basic communication system consists of</w:t>
-        <w:br/>
-        <w:t>(i) Transmitter</w:t>
-        <w:br/>
-        <w:t>(ii) Information sources</w:t>
-        <w:br/>
-        <w:t>(iii) User of information</w:t>
-        <w:br/>
-        <w:t>(iv) Channel</w:t>
-        <w:br/>
-        <w:t xml:space="preserve">(v) Receiver..."  </w:t>
-      </w:r>
-      <w:r>
-        <w:rPr>
-          <w:b/>
-          <w:color w:val="2B6CB0"/>
-          <w:sz w:val="18"/>
-        </w:rPr>
-        <w:t>[Ans: N/A]</w:t>
-      </w:r>
-    </w:p>
-    <w:p>
-      <w:pPr>
-        <w:spacing w:after="120"/>
-      </w:pPr>
-    </w:p>
-    <w:p>
-      <w:pPr>
-        <w:pStyle w:val="Heading2"/>
-      </w:pPr>
-      <w:r>
-        <w:rPr>
-          <w:color w:val="2B6CB0"/>
-          <w:sz w:val="24"/>
-        </w:rPr>
-        <w:t>3.2 EM Wave Propagation &amp; Space Communication (Standard Yield — 1 PYQs)</w:t>
+        <w:t>3.1 EM Wave Propagation &amp; Space Communication (Standard Yield — 2 PYQs)</w:t>
       </w:r>
     </w:p>
     <w:p>
@@ -811,6 +647,234 @@
           <w:sz w:val="18"/>
         </w:rPr>
         <w:t xml:space="preserve">"The radius of the Earth is 6400 km . If the height of an antenna is 500 m , then its range is..."  </w:t>
+      </w:r>
+      <w:r>
+        <w:rPr>
+          <w:b/>
+          <w:color w:val="2B6CB0"/>
+          <w:sz w:val="18"/>
+        </w:rPr>
+        <w:t>[Ans: N/A]</w:t>
+      </w:r>
+    </w:p>
+    <w:p>
+      <w:pPr>
+        <w:pStyle w:val="ListBullet"/>
+        <w:spacing w:after="40"/>
+      </w:pPr>
+      <w:r>
+        <w:rPr>
+          <w:b/>
+          <w:sz w:val="18"/>
+        </w:rPr>
+        <w:t xml:space="preserve">[2017 Shift] Q#2 (MCQ): </w:t>
+      </w:r>
+      <w:r>
+        <w:rPr>
+          <w:sz w:val="18"/>
+        </w:rPr>
+        <w:t>"A basic communication system consists of</w:t>
+        <w:br/>
+        <w:t>(i) Transmitter</w:t>
+        <w:br/>
+        <w:t>(ii) Information sources</w:t>
+        <w:br/>
+        <w:t>(iii) User of information</w:t>
+        <w:br/>
+        <w:t>(iv) Channel</w:t>
+        <w:br/>
+        <w:t xml:space="preserve">(v) Receiver..."  </w:t>
+      </w:r>
+      <w:r>
+        <w:rPr>
+          <w:b/>
+          <w:color w:val="2B6CB0"/>
+          <w:sz w:val="18"/>
+        </w:rPr>
+        <w:t>[Ans: N/A]</w:t>
+      </w:r>
+    </w:p>
+    <w:p>
+      <w:pPr>
+        <w:spacing w:after="120"/>
+      </w:pPr>
+    </w:p>
+    <w:p>
+      <w:pPr>
+        <w:pStyle w:val="Heading2"/>
+      </w:pPr>
+      <w:r>
+        <w:rPr>
+          <w:color w:val="2B6CB0"/>
+          <w:sz w:val="24"/>
+        </w:rPr>
+        <w:t>3.2 Amplitude Modulation &amp; Sideband Analysis (Standard Yield — 0 PYQs)</w:t>
+      </w:r>
+    </w:p>
+    <w:p>
+      <w:r>
+        <w:rPr>
+          <w:b/>
+          <w:sz w:val="20"/>
+        </w:rPr>
+        <w:t xml:space="preserve">Core Principle: </w:t>
+      </w:r>
+      <w:r>
+        <w:rPr>
+          <w:sz w:val="20"/>
+        </w:rPr>
+        <w:t>Principles of amplitude modulation, carrier and sideband components (f_c ± f_m), modulation index, and power relationships.</w:t>
+      </w:r>
+    </w:p>
+    <w:tbl>
+      <w:tblPr>
+        <w:tblW w:type="auto" w:w="0"/>
+        <w:jc w:val="center"/>
+        <w:tblLook w:firstColumn="1" w:firstRow="1" w:lastColumn="0" w:lastRow="0" w:noHBand="0" w:noVBand="1" w:val="04A0"/>
+      </w:tblPr>
+      <w:tblGrid>
+        <w:gridCol w:w="10080"/>
+      </w:tblGrid>
+      <w:tr>
+        <w:tc>
+          <w:tcPr>
+            <w:tcW w:type="dxa" w:w="10080"/>
+            <w:shd w:fill="FFF5F5"/>
+            <w:tcMar>
+              <w:top w:w="100" w:type="dxa"/>
+              <w:bottom w:w="100" w:type="dxa"/>
+              <w:left w:w="150" w:type="dxa"/>
+              <w:right w:w="150" w:type="dxa"/>
+            </w:tcMar>
+          </w:tcPr>
+          <w:p>
+            <w:r>
+              <w:rPr>
+                <w:b/>
+                <w:color w:val="C53030"/>
+                <w:sz w:val="19"/>
+              </w:rPr>
+              <w:t xml:space="preserve">⚠️ Common Trap / JEE Pitfall: </w:t>
+            </w:r>
+            <w:r>
+              <w:rPr>
+                <w:color w:val="2D3748"/>
+                <w:sz w:val="19"/>
+              </w:rPr>
+              <w:t>Modulation index μ must satisfy μ ≤ 1 (100\%) to prevent envelope distortion.</w:t>
+            </w:r>
+          </w:p>
+        </w:tc>
+      </w:tr>
+    </w:tbl>
+    <w:tbl>
+      <w:tblPr>
+        <w:tblW w:type="auto" w:w="0"/>
+        <w:jc w:val="center"/>
+        <w:tblLook w:firstColumn="1" w:firstRow="1" w:lastColumn="0" w:lastRow="0" w:noHBand="0" w:noVBand="1" w:val="04A0"/>
+      </w:tblPr>
+      <w:tblGrid>
+        <w:gridCol w:w="10080"/>
+      </w:tblGrid>
+      <w:tr>
+        <w:tc>
+          <w:tcPr>
+            <w:tcW w:type="dxa" w:w="10080"/>
+            <w:shd w:fill="F0FFF4"/>
+            <w:tcMar>
+              <w:top w:w="100" w:type="dxa"/>
+              <w:bottom w:w="100" w:type="dxa"/>
+              <w:left w:w="150" w:type="dxa"/>
+              <w:right w:w="150" w:type="dxa"/>
+            </w:tcMar>
+          </w:tcPr>
+          <w:p>
+            <w:r>
+              <w:rPr>
+                <w:b/>
+                <w:color w:val="276749"/>
+                <w:sz w:val="19"/>
+              </w:rPr>
+              <w:t xml:space="preserve">💡 Speed Hack / Trick: </w:t>
+            </w:r>
+            <w:r>
+              <w:rPr>
+                <w:color w:val="2D3748"/>
+                <w:sz w:val="19"/>
+              </w:rPr>
+              <w:t>Carrier power does not depend on modulation index μ, only sideband power increases as μ increases.</w:t>
+            </w:r>
+          </w:p>
+        </w:tc>
+      </w:tr>
+    </w:tbl>
+    <w:p>
+      <w:pPr>
+        <w:spacing w:before="120" w:after="40"/>
+      </w:pPr>
+      <w:r>
+        <w:rPr>
+          <w:b/>
+          <w:color w:val="1A365D"/>
+          <w:sz w:val="19"/>
+        </w:rPr>
+        <w:t>Source PYQs testing this concept:</w:t>
+      </w:r>
+    </w:p>
+    <w:p>
+      <w:pPr>
+        <w:pStyle w:val="ListBullet"/>
+        <w:spacing w:after="40"/>
+      </w:pPr>
+      <w:r>
+        <w:rPr>
+          <w:b/>
+          <w:sz w:val="18"/>
+        </w:rPr>
+        <w:t xml:space="preserve">[2018 Shift] Q#1 (MCQ): </w:t>
+      </w:r>
+      <w:r>
+        <w:rPr>
+          <w:sz w:val="18"/>
+        </w:rPr>
+        <w:t xml:space="preserve">"The radius of the Earth is 6400 km . If the height of an antenna is 500 m , then its range is..."  </w:t>
+      </w:r>
+      <w:r>
+        <w:rPr>
+          <w:b/>
+          <w:color w:val="2B6CB0"/>
+          <w:sz w:val="18"/>
+        </w:rPr>
+        <w:t>[Ans: N/A]</w:t>
+      </w:r>
+    </w:p>
+    <w:p>
+      <w:pPr>
+        <w:pStyle w:val="ListBullet"/>
+        <w:spacing w:after="40"/>
+      </w:pPr>
+      <w:r>
+        <w:rPr>
+          <w:b/>
+          <w:sz w:val="18"/>
+        </w:rPr>
+        <w:t xml:space="preserve">[2017 Shift] Q#2 (MCQ): </w:t>
+      </w:r>
+      <w:r>
+        <w:rPr>
+          <w:sz w:val="18"/>
+        </w:rPr>
+        <w:t>"A basic communication system consists of</w:t>
+        <w:br/>
+        <w:t>(i) Transmitter</w:t>
+        <w:br/>
+        <w:t>(ii) Information sources</w:t>
+        <w:br/>
+        <w:t>(iii) User of information</w:t>
+        <w:br/>
+        <w:t>(iv) Channel</w:t>
+        <w:br/>
+        <w:t xml:space="preserve">(v) Receiver..."  </w:t>
       </w:r>
       <w:r>
         <w:rPr>

--- a/dist/exports/kcet-communication-systems_revision_notes.docx
+++ b/dist/exports/kcet-communication-systems_revision_notes.docx
@@ -189,7 +189,7 @@
                 <w:color w:val="2D3748"/>
                 <w:sz w:val="19"/>
               </w:rPr>
-              <w:t>EM Wave Propagation &amp; Space Communication</w:t>
+              <w:t>Modulation &amp; Space Wave Propagation Range</w:t>
             </w:r>
           </w:p>
         </w:tc>
@@ -230,94 +230,7 @@
                 <w:color w:val="718096"/>
                 <w:sz w:val="19"/>
               </w:rPr>
-              <w:t>Wave Propagation</w:t>
-            </w:r>
-          </w:p>
-        </w:tc>
-      </w:tr>
-      <w:tr>
-        <w:tc>
-          <w:tcPr>
-            <w:tcW w:type="dxa" w:w="2160"/>
-            <w:shd w:fill="FFFFFF"/>
-            <w:tcMar>
-              <w:top w:w="80" w:type="dxa"/>
-              <w:bottom w:w="80" w:type="dxa"/>
-              <w:left w:w="150" w:type="dxa"/>
-              <w:right w:w="150" w:type="dxa"/>
-            </w:tcMar>
-          </w:tcPr>
-          <w:p>
-            <w:r>
-              <w:rPr>
-                <w:b/>
-                <w:color w:val="718096"/>
-                <w:sz w:val="19"/>
-              </w:rPr>
-              <w:t>Standard</w:t>
-            </w:r>
-          </w:p>
-        </w:tc>
-        <w:tc>
-          <w:tcPr>
-            <w:tcW w:type="dxa" w:w="4320"/>
-            <w:shd w:fill="FFFFFF"/>
-            <w:tcMar>
-              <w:top w:w="80" w:type="dxa"/>
-              <w:bottom w:w="80" w:type="dxa"/>
-              <w:left w:w="150" w:type="dxa"/>
-              <w:right w:w="150" w:type="dxa"/>
-            </w:tcMar>
-          </w:tcPr>
-          <w:p>
-            <w:r>
-              <w:rPr>
-                <w:b/>
-                <w:color w:val="2D3748"/>
-                <w:sz w:val="19"/>
-              </w:rPr>
-              <w:t>Amplitude Modulation &amp; Sideband Analysis</w:t>
-            </w:r>
-          </w:p>
-        </w:tc>
-        <w:tc>
-          <w:tcPr>
-            <w:tcW w:type="dxa" w:w="1728"/>
-            <w:shd w:fill="FFFFFF"/>
-            <w:tcMar>
-              <w:top w:w="80" w:type="dxa"/>
-              <w:bottom w:w="80" w:type="dxa"/>
-              <w:left w:w="150" w:type="dxa"/>
-              <w:right w:w="150" w:type="dxa"/>
-            </w:tcMar>
-          </w:tcPr>
-          <w:p>
-            <w:r>
-              <w:rPr>
-                <w:sz w:val="19"/>
-              </w:rPr>
-              <w:t>0 PYQs</w:t>
-            </w:r>
-          </w:p>
-        </w:tc>
-        <w:tc>
-          <w:tcPr>
-            <w:tcW w:type="dxa" w:w="1872"/>
-            <w:shd w:fill="FFFFFF"/>
-            <w:tcMar>
-              <w:top w:w="80" w:type="dxa"/>
-              <w:bottom w:w="80" w:type="dxa"/>
-              <w:left w:w="150" w:type="dxa"/>
-              <w:right w:w="150" w:type="dxa"/>
-            </w:tcMar>
-          </w:tcPr>
-          <w:p>
-            <w:r>
-              <w:rPr>
-                <w:color w:val="718096"/>
-                <w:sz w:val="19"/>
-              </w:rPr>
-              <w:t>Modulation</w:t>
+              <w:t>Communication</w:t>
             </w:r>
           </w:p>
         </w:tc>
@@ -417,7 +330,7 @@
                 <w:color w:val="1A365D"/>
                 <w:sz w:val="19"/>
               </w:rPr>
-              <w:t>EM Wave Propagation &amp; Space Communication</w:t>
+              <w:t>Modulation &amp; Space Wave Propagation Range</w:t>
             </w:r>
           </w:p>
         </w:tc>
@@ -439,53 +352,7 @@
                 <w:color w:val="2D3748"/>
                 <w:sz w:val="19"/>
               </w:rPr>
-              <w:t>d_{\text{max}} = \sqrt{2Rh_T} + \sqrt{2Rh_R}, \quad f_c = 9\sqrt{N_{\text{max}}}, \quad f_{\text{MUF}} = f_c \sec\theta_i, \quad \text{Antenna length } \ge \frac{\lambda}{4}</w:t>
-            </w:r>
-          </w:p>
-        </w:tc>
-      </w:tr>
-      <w:tr>
-        <w:tc>
-          <w:tcPr>
-            <w:tcW w:type="dxa" w:w="3600"/>
-            <w:shd w:fill="FFFFFF"/>
-            <w:tcMar>
-              <w:top w:w="100" w:type="dxa"/>
-              <w:bottom w:w="100" w:type="dxa"/>
-              <w:left w:w="150" w:type="dxa"/>
-              <w:right w:w="150" w:type="dxa"/>
-            </w:tcMar>
-          </w:tcPr>
-          <w:p>
-            <w:r>
-              <w:rPr>
-                <w:b/>
-                <w:color w:val="1A365D"/>
-                <w:sz w:val="19"/>
-              </w:rPr>
-              <w:t>Amplitude Modulation &amp; Sideband Analysis</w:t>
-            </w:r>
-          </w:p>
-        </w:tc>
-        <w:tc>
-          <w:tcPr>
-            <w:tcW w:type="dxa" w:w="6480"/>
-            <w:shd w:fill="FFFFFF"/>
-            <w:tcMar>
-              <w:top w:w="100" w:type="dxa"/>
-              <w:bottom w:w="100" w:type="dxa"/>
-              <w:left w:w="150" w:type="dxa"/>
-              <w:right w:w="150" w:type="dxa"/>
-            </w:tcMar>
-          </w:tcPr>
-          <w:p>
-            <w:r>
-              <w:rPr>
-                <w:rFonts w:ascii="Cambria Math" w:hAnsi="Cambria Math"/>
-                <w:color w:val="2D3748"/>
-                <w:sz w:val="19"/>
-              </w:rPr>
-              <w:t>\mu = \frac{A_m}{A_c} = \frac{A_{\text{max}} - A_{\text{min}}}{A_{\text{max}} + A_{\text{min}}}, \quad \text{Bandwidth} = 2f_m, \quad P_t = P_c\left(1 + \frac{\mu^2}{2}\right)</w:t>
+              <w:t>\mu = \frac{A_{\max} - A_{\min}}{A_{\max} + A_{\min}}, \quad d = \sqrt{2 R h}, \quad \text{Population Covered} = \rho \pi d^2 = \rho \pi (2Rh)</w:t>
             </w:r>
           </w:p>
         </w:tc>
@@ -517,7 +384,7 @@
           <w:color w:val="2B6CB0"/>
           <w:sz w:val="24"/>
         </w:rPr>
-        <w:t>3.1 EM Wave Propagation &amp; Space Communication (Standard Yield — 2 PYQs)</w:t>
+        <w:t>3.1 Modulation &amp; Space Wave Propagation Range (Standard Yield — 2 PYQs)</w:t>
       </w:r>
     </w:p>
     <w:p>
@@ -532,7 +399,7 @@
         <w:rPr>
           <w:sz w:val="20"/>
         </w:rPr>
-        <w:t>Propagation modes of electromagnetic waves (ground, sky, and space waves), critical frequency, MUF, and antenna LOS range calculations.</w:t>
+        <w:t>Modulation index in AM: μ = (A_m / A_c) = \fracA_(\max) - A_(\min)A_(\max) + A_(\min) (0 ≤ μ ≤ 1 to prevent distortion). Bandwidth of AM wave is 2f_m. Maximum line-of-sight range for a transmitting antenna of height h_t: d = √(2 R h_t). Between transmitter and receiver: d_(\max) = √(2Rh_t) + √(2Rh_r).</w:t>
       </w:r>
     </w:p>
     <w:tbl>
@@ -570,7 +437,7 @@
                 <w:color w:val="2D3748"/>
                 <w:sz w:val="19"/>
               </w:rPr>
-              <w:t>Ensure earth radius R ≈ 6400\,km and heights h_T, h_R are converted into the exact same units before square rooting.</w:t>
+              <w:t>Antenna range d depends on √(h) (square root of height). To double the transmission range, the tower height must be quadrupled (4×)!</w:t>
             </w:r>
           </w:p>
         </w:tc>
@@ -611,198 +478,7 @@
                 <w:color w:val="2D3748"/>
                 <w:sz w:val="19"/>
               </w:rPr>
-              <w:t>For an antenna of height h, maximum range is d = √(2Rh), and population covered is π d^2 × ρ.</w:t>
-            </w:r>
-          </w:p>
-        </w:tc>
-      </w:tr>
-    </w:tbl>
-    <w:p>
-      <w:pPr>
-        <w:spacing w:before="120" w:after="40"/>
-      </w:pPr>
-      <w:r>
-        <w:rPr>
-          <w:b/>
-          <w:color w:val="1A365D"/>
-          <w:sz w:val="19"/>
-        </w:rPr>
-        <w:t>Source PYQs testing this concept:</w:t>
-      </w:r>
-    </w:p>
-    <w:p>
-      <w:pPr>
-        <w:pStyle w:val="ListBullet"/>
-        <w:spacing w:after="40"/>
-      </w:pPr>
-      <w:r>
-        <w:rPr>
-          <w:b/>
-          <w:sz w:val="18"/>
-        </w:rPr>
-        <w:t xml:space="preserve">[2018 Shift] Q#1 (MCQ): </w:t>
-      </w:r>
-      <w:r>
-        <w:rPr>
-          <w:sz w:val="18"/>
-        </w:rPr>
-        <w:t xml:space="preserve">"The radius of the Earth is 6400 km . If the height of an antenna is 500 m , then its range is..."  </w:t>
-      </w:r>
-      <w:r>
-        <w:rPr>
-          <w:b/>
-          <w:color w:val="2B6CB0"/>
-          <w:sz w:val="18"/>
-        </w:rPr>
-        <w:t>[Ans: N/A]</w:t>
-      </w:r>
-    </w:p>
-    <w:p>
-      <w:pPr>
-        <w:pStyle w:val="ListBullet"/>
-        <w:spacing w:after="40"/>
-      </w:pPr>
-      <w:r>
-        <w:rPr>
-          <w:b/>
-          <w:sz w:val="18"/>
-        </w:rPr>
-        <w:t xml:space="preserve">[2017 Shift] Q#2 (MCQ): </w:t>
-      </w:r>
-      <w:r>
-        <w:rPr>
-          <w:sz w:val="18"/>
-        </w:rPr>
-        <w:t>"A basic communication system consists of</w:t>
-        <w:br/>
-        <w:t>(i) Transmitter</w:t>
-        <w:br/>
-        <w:t>(ii) Information sources</w:t>
-        <w:br/>
-        <w:t>(iii) User of information</w:t>
-        <w:br/>
-        <w:t>(iv) Channel</w:t>
-        <w:br/>
-        <w:t xml:space="preserve">(v) Receiver..."  </w:t>
-      </w:r>
-      <w:r>
-        <w:rPr>
-          <w:b/>
-          <w:color w:val="2B6CB0"/>
-          <w:sz w:val="18"/>
-        </w:rPr>
-        <w:t>[Ans: N/A]</w:t>
-      </w:r>
-    </w:p>
-    <w:p>
-      <w:pPr>
-        <w:spacing w:after="120"/>
-      </w:pPr>
-    </w:p>
-    <w:p>
-      <w:pPr>
-        <w:pStyle w:val="Heading2"/>
-      </w:pPr>
-      <w:r>
-        <w:rPr>
-          <w:color w:val="2B6CB0"/>
-          <w:sz w:val="24"/>
-        </w:rPr>
-        <w:t>3.2 Amplitude Modulation &amp; Sideband Analysis (Standard Yield — 0 PYQs)</w:t>
-      </w:r>
-    </w:p>
-    <w:p>
-      <w:r>
-        <w:rPr>
-          <w:b/>
-          <w:sz w:val="20"/>
-        </w:rPr>
-        <w:t xml:space="preserve">Core Principle: </w:t>
-      </w:r>
-      <w:r>
-        <w:rPr>
-          <w:sz w:val="20"/>
-        </w:rPr>
-        <w:t>Principles of amplitude modulation, carrier and sideband components (f_c ± f_m), modulation index, and power relationships.</w:t>
-      </w:r>
-    </w:p>
-    <w:tbl>
-      <w:tblPr>
-        <w:tblW w:type="auto" w:w="0"/>
-        <w:jc w:val="center"/>
-        <w:tblLook w:firstColumn="1" w:firstRow="1" w:lastColumn="0" w:lastRow="0" w:noHBand="0" w:noVBand="1" w:val="04A0"/>
-      </w:tblPr>
-      <w:tblGrid>
-        <w:gridCol w:w="10080"/>
-      </w:tblGrid>
-      <w:tr>
-        <w:tc>
-          <w:tcPr>
-            <w:tcW w:type="dxa" w:w="10080"/>
-            <w:shd w:fill="FFF5F5"/>
-            <w:tcMar>
-              <w:top w:w="100" w:type="dxa"/>
-              <w:bottom w:w="100" w:type="dxa"/>
-              <w:left w:w="150" w:type="dxa"/>
-              <w:right w:w="150" w:type="dxa"/>
-            </w:tcMar>
-          </w:tcPr>
-          <w:p>
-            <w:r>
-              <w:rPr>
-                <w:b/>
-                <w:color w:val="C53030"/>
-                <w:sz w:val="19"/>
-              </w:rPr>
-              <w:t xml:space="preserve">⚠️ Common Trap / JEE Pitfall: </w:t>
-            </w:r>
-            <w:r>
-              <w:rPr>
-                <w:color w:val="2D3748"/>
-                <w:sz w:val="19"/>
-              </w:rPr>
-              <w:t>Modulation index μ must satisfy μ ≤ 1 (100\%) to prevent envelope distortion.</w:t>
-            </w:r>
-          </w:p>
-        </w:tc>
-      </w:tr>
-    </w:tbl>
-    <w:tbl>
-      <w:tblPr>
-        <w:tblW w:type="auto" w:w="0"/>
-        <w:jc w:val="center"/>
-        <w:tblLook w:firstColumn="1" w:firstRow="1" w:lastColumn="0" w:lastRow="0" w:noHBand="0" w:noVBand="1" w:val="04A0"/>
-      </w:tblPr>
-      <w:tblGrid>
-        <w:gridCol w:w="10080"/>
-      </w:tblGrid>
-      <w:tr>
-        <w:tc>
-          <w:tcPr>
-            <w:tcW w:type="dxa" w:w="10080"/>
-            <w:shd w:fill="F0FFF4"/>
-            <w:tcMar>
-              <w:top w:w="100" w:type="dxa"/>
-              <w:bottom w:w="100" w:type="dxa"/>
-              <w:left w:w="150" w:type="dxa"/>
-              <w:right w:w="150" w:type="dxa"/>
-            </w:tcMar>
-          </w:tcPr>
-          <w:p>
-            <w:r>
-              <w:rPr>
-                <w:b/>
-                <w:color w:val="276749"/>
-                <w:sz w:val="19"/>
-              </w:rPr>
-              <w:t xml:space="preserve">💡 Speed Hack / Trick: </w:t>
-            </w:r>
-            <w:r>
-              <w:rPr>
-                <w:color w:val="2D3748"/>
-                <w:sz w:val="19"/>
-              </w:rPr>
-              <w:t>Carrier power does not depend on modulation index μ, only sideband power increases as μ increases.</w:t>
+              <w:t>Using Earth radius R = 6.4 × 10^6 m: d ≈ √(2 × 6400000 × h) = √(1.28 × 10^7 h) ≈ 3578√(h) meters.</w:t>
             </w:r>
           </w:p>
         </w:tc>
